--- a/requirements-extractor/samples/procedures/procedural_bullet_rows.docx
+++ b/requirements-extractor/samples/procedures/procedural_bullet_rows.docx
@@ -45,9 +45,7 @@
             <w:tcW w:type="dxa" w:w="2880"/>
           </w:tcPr>
           <w:p>
-            <w:r>
-              <w:t>Actor</w:t>
-            </w:r>
+            <w:r/>
           </w:p>
         </w:tc>
         <w:tc>
@@ -66,7 +64,7 @@
           </w:tcPr>
           <w:p>
             <w:r>
-              <w:t>Required action</w:t>
+              <w:t>Required Action</w:t>
             </w:r>
           </w:p>
         </w:tc>
